--- a/Javascript Notes.docx
+++ b/Javascript Notes.docx
@@ -79,15 +79,7 @@
     </w:p>
     <w:p>
       <w:r>
-        <w:t>Extension “.</w:t>
-      </w:r>
-      <w:proofErr w:type="spellStart"/>
-      <w:r>
-        <w:t>js</w:t>
-      </w:r>
-      <w:proofErr w:type="spellEnd"/>
-      <w:r>
-        <w:t>”</w:t>
+        <w:t>Extension “.js”</w:t>
       </w:r>
     </w:p>
     <w:p>
@@ -179,11 +171,24 @@
       <w:r>
         <w:t>It can be Re-Declare</w:t>
       </w:r>
+      <w:r>
+        <w:tab/>
+      </w:r>
+      <w:r>
+        <w:tab/>
+      </w:r>
+      <w:r>
+        <w:tab/>
+        <w:t>It is function scope or global scope</w:t>
+      </w:r>
     </w:p>
     <w:p>
       <w:r>
         <w:t>It can be Re-Initialized</w:t>
       </w:r>
+      <w:r>
+        <w:t xml:space="preserve"> </w:t>
+      </w:r>
     </w:p>
     <w:p>
       <w:r>
@@ -192,13 +197,17 @@
     </w:p>
     <w:p>
       <w:r>
-        <w:t>It can</w:t>
-      </w:r>
-      <w:r>
-        <w:t>not</w:t>
-      </w:r>
-      <w:r>
-        <w:t xml:space="preserve"> be Re-Declare</w:t>
+        <w:t>It cannot be Re-Declare</w:t>
+      </w:r>
+      <w:r>
+        <w:tab/>
+      </w:r>
+      <w:r>
+        <w:tab/>
+        <w:t>It is Block Scope</w:t>
+      </w:r>
+      <w:r>
+        <w:tab/>
       </w:r>
     </w:p>
     <w:p>
@@ -214,24 +223,19 @@
     </w:p>
     <w:p>
       <w:r>
-        <w:t>It can</w:t>
-      </w:r>
-      <w:r>
-        <w:t>not</w:t>
-      </w:r>
-      <w:r>
-        <w:t xml:space="preserve"> be Re-Declare</w:t>
-      </w:r>
-    </w:p>
-    <w:p>
-      <w:r>
-        <w:t>It can</w:t>
-      </w:r>
-      <w:r>
-        <w:t>not</w:t>
-      </w:r>
-      <w:r>
-        <w:t xml:space="preserve"> be Re-Initialized</w:t>
+        <w:t>It cannot be Re-Declare</w:t>
+      </w:r>
+      <w:r>
+        <w:tab/>
+      </w:r>
+      <w:r>
+        <w:tab/>
+        <w:t>It is Block Scope</w:t>
+      </w:r>
+    </w:p>
+    <w:p>
+      <w:r>
+        <w:t>It cannot be Re-Initialized</w:t>
       </w:r>
     </w:p>
     <w:p>
@@ -278,6 +282,15 @@
       <w:r>
         <w:t>Primitive: -</w:t>
       </w:r>
+      <w:r>
+        <w:t xml:space="preserve"> it’s </w:t>
+      </w:r>
+      <w:r>
+        <w:t>contained</w:t>
+      </w:r>
+      <w:r>
+        <w:t xml:space="preserve"> single value</w:t>
+      </w:r>
     </w:p>
     <w:p>
       <w:pPr>
@@ -329,10 +342,49 @@
     </w:p>
     <w:p>
       <w:pPr>
+        <w:pStyle w:val="ListParagraph"/>
+        <w:numPr>
+          <w:ilvl w:val="0"/>
+          <w:numId w:val="4"/>
+        </w:numPr>
+      </w:pPr>
+      <w:r>
+        <w:t>Null</w:t>
+      </w:r>
+    </w:p>
+    <w:p>
+      <w:pPr>
+        <w:pStyle w:val="ListParagraph"/>
+        <w:numPr>
+          <w:ilvl w:val="0"/>
+          <w:numId w:val="4"/>
+        </w:numPr>
+      </w:pPr>
+      <w:r>
+        <w:t>Undefined</w:t>
+      </w:r>
+    </w:p>
+    <w:p>
+      <w:pPr>
+        <w:pStyle w:val="ListParagraph"/>
+        <w:numPr>
+          <w:ilvl w:val="0"/>
+          <w:numId w:val="4"/>
+        </w:numPr>
+      </w:pPr>
+      <w:r>
+        <w:t>Symbol</w:t>
+      </w:r>
+    </w:p>
+    <w:p>
+      <w:pPr>
         <w:pStyle w:val="Heading2"/>
       </w:pPr>
       <w:r>
         <w:t>Non-Primitive: -</w:t>
+      </w:r>
+      <w:r>
+        <w:t xml:space="preserve"> it’s contained multiple value</w:t>
       </w:r>
     </w:p>
     <w:p>
@@ -346,6 +398,9 @@
       <w:r>
         <w:t>Arrays</w:t>
       </w:r>
+      <w:r>
+        <w:t xml:space="preserve"> – It is a collection of data</w:t>
+      </w:r>
     </w:p>
     <w:p>
       <w:pPr>
@@ -358,6 +413,9 @@
       <w:r>
         <w:t>Object</w:t>
       </w:r>
+      <w:r>
+        <w:t xml:space="preserve"> – Instant of class</w:t>
+      </w:r>
     </w:p>
     <w:p>
       <w:pPr>
@@ -371,6 +429,121 @@
         <w:t>Function</w:t>
       </w:r>
     </w:p>
+    <w:p>
+      <w:pPr>
+        <w:pStyle w:val="Heading2"/>
+      </w:pPr>
+      <w:r>
+        <w:t>Operators: -</w:t>
+      </w:r>
+    </w:p>
+    <w:p>
+      <w:r>
+        <w:t>Arithmetic Operators</w:t>
+      </w:r>
+    </w:p>
+    <w:p>
+      <w:r>
+        <w:t>+</w:t>
+      </w:r>
+      <w:r>
+        <w:tab/>
+      </w:r>
+      <w:r>
+        <w:tab/>
+        <w:t>++</w:t>
+      </w:r>
+    </w:p>
+    <w:p>
+      <w:r>
+        <w:t xml:space="preserve">- </w:t>
+      </w:r>
+      <w:r>
+        <w:tab/>
+      </w:r>
+      <w:r>
+        <w:tab/>
+        <w:t>--</w:t>
+      </w:r>
+    </w:p>
+    <w:p>
+      <w:r>
+        <w:t>*</w:t>
+      </w:r>
+      <w:r>
+        <w:tab/>
+      </w:r>
+      <w:r>
+        <w:tab/>
+        <w:t>**</w:t>
+      </w:r>
+    </w:p>
+    <w:p>
+      <w:r>
+        <w:t xml:space="preserve">/ </w:t>
+      </w:r>
+      <w:r>
+        <w:tab/>
+      </w:r>
+      <w:r>
+        <w:tab/>
+        <w:t>%%</w:t>
+      </w:r>
+    </w:p>
+    <w:p>
+      <w:r>
+        <w:t>Assignment Operator</w:t>
+      </w:r>
+    </w:p>
+    <w:p>
+      <w:r>
+        <w:t>+=</w:t>
+      </w:r>
+      <w:r>
+        <w:tab/>
+      </w:r>
+      <w:r>
+        <w:tab/>
+        <w:t>*=</w:t>
+      </w:r>
+      <w:r>
+        <w:tab/>
+      </w:r>
+      <w:r>
+        <w:tab/>
+        <w:t>**=</w:t>
+      </w:r>
+    </w:p>
+    <w:p>
+      <w:r>
+        <w:t>-=</w:t>
+      </w:r>
+      <w:r>
+        <w:tab/>
+      </w:r>
+      <w:r>
+        <w:tab/>
+        <w:t>/=</w:t>
+      </w:r>
+      <w:r>
+        <w:tab/>
+      </w:r>
+    </w:p>
+    <w:p>
+      <w:pPr>
+        <w:pStyle w:val="Heading2"/>
+      </w:pPr>
+      <w:r>
+        <w:lastRenderedPageBreak/>
+        <w:t>Function: -</w:t>
+      </w:r>
+    </w:p>
+    <w:p/>
+    <w:p/>
+    <w:p/>
+    <w:p/>
+    <w:p/>
+    <w:p/>
     <w:p/>
     <w:p/>
     <w:p/>
@@ -1656,7 +1829,6 @@
   <w:style w:type="character" w:default="1" w:styleId="DefaultParagraphFont">
     <w:name w:val="Default Paragraph Font"/>
     <w:uiPriority w:val="1"/>
-    <w:semiHidden/>
     <w:unhideWhenUsed/>
   </w:style>
   <w:style w:type="table" w:default="1" w:styleId="TableNormal">

--- a/Javascript Notes.docx
+++ b/Javascript Notes.docx
@@ -79,7 +79,15 @@
     </w:p>
     <w:p>
       <w:r>
-        <w:t>Extension “.js”</w:t>
+        <w:t>Extension “.</w:t>
+      </w:r>
+      <w:proofErr w:type="spellStart"/>
+      <w:r>
+        <w:t>js</w:t>
+      </w:r>
+      <w:proofErr w:type="spellEnd"/>
+      <w:r>
+        <w:t>”</w:t>
       </w:r>
     </w:p>
     <w:p>
@@ -538,6 +546,38 @@
         <w:t>Function: -</w:t>
       </w:r>
     </w:p>
+    <w:p>
+      <w:r>
+        <w:t>Function Declaration</w:t>
+      </w:r>
+    </w:p>
+    <w:p>
+      <w:r>
+        <w:t>Function Expression</w:t>
+      </w:r>
+    </w:p>
+    <w:p>
+      <w:pPr>
+        <w:pStyle w:val="Heading2"/>
+      </w:pPr>
+      <w:r>
+        <w:t>What is difference between NULL vs Undefined?</w:t>
+      </w:r>
+    </w:p>
+    <w:p>
+      <w:r>
+        <w:t>NULL is an empty data which intentionally given by the developer</w:t>
+      </w:r>
+      <w:r>
+        <w:t>.</w:t>
+      </w:r>
+    </w:p>
+    <w:p>
+      <w:r>
+        <w:t>Undefine is which unintentionally Missed information.</w:t>
+      </w:r>
+    </w:p>
+    <w:p/>
     <w:p/>
     <w:p/>
     <w:p/>
@@ -554,7 +594,7 @@
     <w:p/>
     <w:p/>
     <w:sectPr>
-      <w:headerReference w:type="default" r:id="rId7"/>
+      <w:headerReference w:type="default" r:id="rId8"/>
       <w:pgSz w:w="12240" w:h="15840"/>
       <w:pgMar w:top="1440" w:right="1440" w:bottom="1440" w:left="1440" w:header="720" w:footer="720" w:gutter="0"/>
       <w:cols w:space="720"/>
@@ -1829,6 +1869,7 @@
   <w:style w:type="character" w:default="1" w:styleId="DefaultParagraphFont">
     <w:name w:val="Default Paragraph Font"/>
     <w:uiPriority w:val="1"/>
+    <w:semiHidden/>
     <w:unhideWhenUsed/>
   </w:style>
   <w:style w:type="table" w:default="1" w:styleId="TableNormal">
@@ -2501,4 +2542,16 @@
     </a:ext>
   </a:extLst>
 </a:theme>
+</file>
+
+<file path=customXml/item1.xml><?xml version="1.0" encoding="utf-8"?>
+<b:Sources xmlns:b="http://schemas.openxmlformats.org/officeDocument/2006/bibliography" xmlns="http://schemas.openxmlformats.org/officeDocument/2006/bibliography" SelectedStyle="\APASixthEditionOfficeOnline.xsl" StyleName="APA" Version="6"/>
+</file>
+
+<file path=customXml/itemProps1.xml><?xml version="1.0" encoding="utf-8"?>
+<ds:datastoreItem xmlns:ds="http://schemas.openxmlformats.org/officeDocument/2006/customXml" ds:itemID="{E128F466-2618-49E3-BAC9-FF2AC98AA678}">
+  <ds:schemaRefs>
+    <ds:schemaRef ds:uri="http://schemas.openxmlformats.org/officeDocument/2006/bibliography"/>
+  </ds:schemaRefs>
+</ds:datastoreItem>
 </file>
--- a/Javascript Notes.docx
+++ b/Javascript Notes.docx
@@ -566,10 +566,7 @@
     </w:p>
     <w:p>
       <w:r>
-        <w:t>NULL is an empty data which intentionally given by the developer</w:t>
-      </w:r>
-      <w:r>
-        <w:t>.</w:t>
+        <w:t>NULL is an empty data which intentionally given by the developer.</w:t>
       </w:r>
     </w:p>
     <w:p>
@@ -577,6 +574,7 @@
         <w:t>Undefine is which unintentionally Missed information.</w:t>
       </w:r>
     </w:p>
+    <w:p/>
     <w:p/>
     <w:p/>
     <w:p/>
